--- a/Accc-Wri/C604-Rth.docx
+++ b/Accc-Wri/C604-Rth.docx
@@ -10,11 +10,10 @@
         <w:jc w:val="center"/>
         <w:rPr>
           <w:rFonts w:ascii="Pochaevsk" w:hAnsi="Pochaevsk"/>
-          <w:caps/>
           <w:color w:val="C00000"/>
           <w:sz w:val="32"/>
           <w:szCs w:val="32"/>
-          <w:lang w:eastAsia="en-GB" w:bidi="he-IL"/>
+          <w:lang w:val="en-GB"/>
         </w:rPr>
       </w:pPr>
       <w:r>
@@ -24,7 +23,16 @@
           <w:sz w:val="32"/>
           <w:szCs w:val="32"/>
         </w:rPr>
-        <w:t>Кни́га Р</w:t>
+        <w:t xml:space="preserve">Кни́га </w:t>
+      </w:r>
+      <w:r>
+        <w:rPr>
+          <w:rFonts w:ascii="Pochaevsk" w:hAnsi="Pochaevsk"/>
+          <w:color w:val="C00000"/>
+          <w:sz w:val="32"/>
+          <w:szCs w:val="32"/>
+        </w:rPr>
+        <w:t>р</w:t>
       </w:r>
       <w:r>
         <w:rPr>
